--- a/docs/manuscript/v2/論文1_和文要旨_本文_v2.docx
+++ b/docs/manuscript/v2/論文1_和文要旨_本文_v2.docx
@@ -97,7 +97,7 @@
           <w:rFonts w:ascii="游明朝" w:cs="游明朝" w:eastAsia="游明朝" w:hAnsi="游明朝"/>
           <w:color w:val="000000"/>
         </w:rPr>
-        <w:t xml:space="preserve">862例・161,737個の60秒ウィンドウを解析した。ΔTとRIは症例内のPWTT変動をほとんど説明しなかった（事前指定の回帰で決定係数0.000、切片を加えても0.044）。同じデータで平均血圧だけを説明変数にすると0.139を説明したので、PWTTが動いていないのではなく、その動きが血管指標では捉えられていない。ΔTの係数の向きは78%の症例で仮説どおりであったが大きさは小さく、ΔTが10%変化してもPWTTは0.27%しか変化しなかった。陽性対照では、ΔTは加齢とともに予測どおり短縮した（順位相関−0.197、95%信頼区間−0.261〜−0.131）。RIは年齢との関連が弱い指標であるため（+0.041）、この対照ではRIの妥当性を判定できなかった。仮想集団では、脈波分解から得たΔTと大動脈脈波伝播速度の相関は6つの年齢層すべてで予測の向きであったが弱く（絶対値の中央値0.22）、RIと末梢血管抵抗も0.21にとどまった。脈波分解から得た指標がこの水準にとどまったのに対し、同じ波形の収縮期ピークと拡張期ピークを直接読む方法（特徴点法）で得た指標は事前に定めた規準を満たした（ΔT 0.71、反射係数0.50、2次微分の加齢指数0.89）。PWTTを2つの区間に分けると、前駆出期を含む中枢側の区間は症例内変動の7%を占めるにすぎず、大半は橈骨動脈から指先までの末梢側の区間にあった。較正定数を補正しても推定精度は改善せず、誤差率は補正なし26.9%に対し補正あり27.2%であった（差+0.2ポイント、95%信頼区間+0.1〜+0.4）。早期振幅比で前提検証をやり直すと、説明できる割合は0.0002に下がり、係数の向きが揃う症例も51%と偶然の水準になった。</w:t>
+        <w:t xml:space="preserve">862例・161,737個の60秒ウィンドウを解析した。ΔTとRIは症例内のPWTT変動をほとんど説明しなかった（事前指定の回帰で決定係数0.000、切片を加えても0.044）。同じデータで平均血圧だけを説明変数にすると0.139を説明したので、PWTTが動いていないのではなく、その動きが血管指標では捉えられていない。ΔTの係数の向きは78%の症例で仮説どおりであったが大きさは小さく、ΔTが10%変化してもPWTTは0.27%しか変化しなかった。陽性対照では、ΔTは加齢とともに予測どおり短縮した（順位相関−0.197、95%信頼区間−0.261〜−0.131）。RIは年齢との関連が弱い指標であるため（+0.041）、この対照ではRIの妥当性を判定できなかった。仮想集団では、脈波分解から得たΔTと大動脈脈波伝播速度の相関は6つの年齢層すべてで予測の向きであったが弱く（絶対値の中央値0.22）、RIと末梢血管抵抗も0.21にとどまった。脈波分解から得た指標がこの水準にとどまったのに対し、同じ波形の収縮期ピークと拡張期ピークを直接読む方法（特徴点法）で得た指標は事前に定めた規準を満たした（ΔT 0.71、反射係数0.50、2次微分の加齢指数0.89）。PWTTを2つの区間に分けると、症例内変動の大半は橈骨動脈圧の立ち上がりから光電容積脈波の立ち上がりまでの区間にあり、その大きさ（SDにして約18 ms）はこの区間の伝播時間の生理的な幅（4〜16 ms）を超えるので、動脈の伝播ではなく光電容積脈波の立ち上がり時刻の変動と読める。較正定数を補正しても推定精度は改善せず、誤差率は補正なし26.9%に対し補正あり27.2%であった（差+0.2ポイント、95%信頼区間+0.1〜+0.4）。早期振幅比で前提検証をやり直すと、説明できる割合は0.0002に下がり、係数の向きが揃う症例も51%と偶然の水準になった。</w:t>
       </w:r>
     </w:p>
     <w:p>
@@ -119,7 +119,7 @@
           <w:rFonts w:ascii="游明朝" w:cs="游明朝" w:eastAsia="游明朝" w:hAnsi="游明朝"/>
           <w:color w:val="000000"/>
         </w:rPr>
-        <w:t xml:space="preserve">光電容積脈波から得た血管指標でPWTT法の較正定数を補正するという案の前提は、量的に成立しない。術中のPWTT変動のうち血管指標で説明できる部分は、向きとしては検出できるが、補正に使うには小さすぎる。仮想集団では脈波分解から得た指標は血管の真の値を追わなかったが、同じ波形から特徴点を直接読んだ指標は追った。したがって限界は光電容積脈波そのものではなく、指標の取り出し方にある。ただし、真の値を追う指標に替えても前提は成立しなかったので、限界は指標の質だけでもない。術中のPWTT変動の大半は末梢側の区間にあり、その区間の生理的な変動幅ははるかに狭いことから、通過時間の測定そのものも検討の対象になる。</w:t>
+        <w:t xml:space="preserve">光電容積脈波から得た血管指標でPWTT法の較正定数を補正するという案の前提は、量的に成立しない。術中のPWTT変動のうち血管指標で説明できる部分は、向きとしては検出できるが、補正に使うには小さすぎる。仮想集団では脈波分解から得た指標は血管の真の値を追わなかったが、同じ波形から特徴点を直接読んだ指標は追った。したがって限界は光電容積脈波そのものではなく、指標の取り出し方にある。ただし、真の値を追う指標に替えても前提は成立しなかったので、限界は指標の質だけでもない。術中のPWTT変動の大半は測定の光電容積脈波側にあり、その大きさは橈骨から指尖までの伝播時間の生理的な幅を超える。血管指標がPWTT変動を説明しなかったことはこれと整合し、通過時間の測定そのものが検討の対象になる。</w:t>
       </w:r>
     </w:p>
     <w:p>
@@ -1025,7 +1025,7 @@
           <w:rFonts w:ascii="游明朝" w:cs="游明朝" w:eastAsia="游明朝" w:hAnsi="游明朝"/>
           <w:color w:val="000000"/>
         </w:rPr>
-        <w:t xml:space="preserve">全身血管抵抗との関連では、204例においてRIとSVRの症例内相関の中央値は+0.098（符号検定p＝1.7×10⁻⁵）で予測の向きであったのに対し、SIはSVRと関連しなかった（中央値+0.049、p＝0.14）。平均血圧は+0.334（p＝4.8×10⁻¹⁵）であった。PWTTの分解では、末梢の項は可測性の関門を通過した（1次自己相関+0.654、変動係数0.037、症例内ドリフトなし）。R波から橈骨までのT1は180 ms（四分位範囲166〜192）であった。前駆出期を含まないΔ(T2−T1)は、ΔPWTTと同程度にしかΔTで説明されず（r²＝0.008、症例内ρ＝+0.122に対しΔPWTTでは+0.216）、主解析の陰性が前駆出期と伝播時間の逆向きの変化によって生じたものではないことが示された。症例内のPWTT変動を2区間の変動に分けると、末梢側の区間（橈骨動脈→指先）が大半を占めた。ΔPWTT%を末梢側の区間の相対変化だけで説明したときの決定係数は0.534、中枢側（R波→橈骨動脈、ΔT1%）だけでは0.073、2区間を同時に用いると0.977であった。PWTTは2区間の和なので、2区間を同時に用いれば理論上は完全に説明される。1に達しないのは、2区間の占める割合が症例ごとに異なるのに、全症例に共通の係数を当てはめているためである。これは分散の分解であって因果の説明ではなく、光電容積脈波の立ち上がりの時刻誤差はすべて末梢側の区間に入るという留保がつく。動脈圧波形由来の指標（拡張期減衰時定数と最大dP/dt）もΔPWTTを説明しなかった（r²＝0.015）。in silicoの構成概念妥当性では、仮想被験者4,374名のうち4,036名（92%）が収束検算を通過した。年齢層内でΔTは大動脈脈波伝播速度と6層すべてで予測どおり負に相関したが弱く（25歳から75歳の順にρ＝−0.14、−0.12、−0.09、−0.31、−0.52、−0.61、絶対値の中央値0.22）、事前に定めた0.3に届かなかった。RIは末梢血管抵抗と6層中5層で正に相関した（絶対値の中央値0.21、25歳の+0.49から75歳の−0.01へ低下）。いずれの規準も満たされなかった。要因配置において、ΔTに対する主効果は脈波伝播速度が最大であったが（−1 SDから+1 SDで−17%）、心拍数（−11%、ρ＝−0.54）と大動脈径（−13%）が同じ桁で効き、脈波伝播速度への応答は単調でなかった。他の因子をすべて基準値としたとき、ΔTは−1 SD、基準、+1 SDで332、353、251 ms、RIは0.325、0.254、0.647であり、第2成分が捉える波が入れ替わる挙動と整合する。RIを最も動かしたのは心拍数（−40%）と大動脈径（+33%）であった。3成分分解の代替定義はいずれも劣った。モデルの立ち上がり時刻から得た大動脈起始部から指尖までの真の伝播時間（前駆出期と装置遅延を含まない）は96 ms（5〜95パーセンタイル66〜120）で、年齢層内で大動脈脈波伝播速度とρ＝−0.99で相関したが、脈波分解から得たΔTとこの真の伝播時間の相関は+0.19にとどまった。橈骨から指尖までの真の伝播時間は全集団で8 ms（4〜16 ms）であった。同じ規準を特徴点法由来の指標に適用すると、2つの読みが分かれた。収縮期ピークと拡張期ピークの間隔は大動脈脈波伝播速度と絶対値の中央値0.71で相関し（6層すべてで負）、特徴点法のスティフネス指標は0.71、2次微分の加齢指数は0.89、特徴点法の反射係数は末梢血管抵抗と0.50であり、いずれも脈波分解由来の指標が満たさなかった規準を満たした。比較そのものの対照として加えたモデル出力の脈波到達時間は0.57であった。特徴点法の増大係数は満たさなかった（0.14）。要因配置では、特徴点法の間隔は脈波分解由来のものに比べ脈波伝播速度への感度が約2倍（−1 SDから+1 SDで−31%対−17%）、心拍数への感度が約4分の1（−2.6%対−10.9%）であった。記述として、特徴点法の反射係数は末梢血管抵抗（0.50）よりも脈波伝播速度（0.69）と強く相関した。早期振幅比による前提検証では、862例・161,638ウィンドウで指標が得られた（主解析の161,737に対し欠損率0.1%）。同一のウィンドウで再計算した主解析の値は0.044（切片あり）および0.000（原点通過）、平均血圧単独は0.139であり、いずれも確認的解析と一致した。早期振幅比による症例内PWTT変動の説明は0.0002（切片あり、原点通過では−0.105）で、係数は1%あたり−0.030であった。症例内で係数の符号が予測どおりに揃った割合は51%と偶然と同じ水準で、症例内順位相関の中央値は−0.003であった。連続ウィンドウ間の1次自己相関は0.394で、スティフネス指標の0.496および反射係数の0.431と同程度であった。事前に定めた読み方に照らし、指標を替えても症例内PWTT変動は説明されないと判定した。</w:t>
+        <w:t xml:space="preserve">全身血管抵抗との関連では、204例においてRIとSVRの症例内相関の中央値は+0.098（符号検定p＝1.7×10⁻⁵）で予測の向きであったのに対し、SIはSVRと関連しなかった（中央値+0.049、p＝0.14）。平均血圧は+0.334（p＝4.8×10⁻¹⁵）であった。PWTTの分解では、橈骨動脈圧の立ち上がりから光電容積脈波の立ち上がりまでの区間（T2−T1）は可測性の関門を通過した（1次自己相関+0.654、変動係数0.037、症例内ドリフトなし）。R波から橈骨までのT1は180 ms（四分位範囲166〜192）であった。前駆出期を含まないΔ(T2−T1)は、ΔPWTTと同程度にしかΔTで説明されず（r²＝0.008、症例内ρ＝+0.122に対しΔPWTTでは+0.216）、主解析の陰性が前駆出期と伝播時間の逆向きの変化によって生じたものではないことが示された。症例内のPWTT変動を2区間に分けると、大半は橈骨動脈圧の立ち上がりから光電容積脈波の立ち上がりまでの区間にあった。ΔPWTT%をこの区間の相対変化だけで説明したときの決定係数は0.534、R波から橈骨動脈圧の立ち上がりまでの区間（ΔT1%）だけでは0.073、2区間を同時に用いると0.977であった。PWTTは2区間の和なので、2区間を同時に用いれば理論上は完全に説明される。1に達しないのは、2区間の占める割合が症例ごとに異なるのに、全症例に共通の係数を当てはめているためである。この区間の症例内変動は、中央値479 msに対して変動係数0.037、SDにして約18 msであった。これは後述の仮想集団で得た橈骨から指尖までの伝播時間の生理的な幅（8 ms、4〜16 ms）を超える。したがってこの変動は動脈の伝播ではなく、光電容積脈波の立ち上がり時刻の変動である。波形の形に依存する検出点のずれか装置側の揺らぎかは、本データでは分けられない。2区間それぞれの決定係数の和（0.61）が両方を用いた値（0.98）を大きく下回ることは、2区間の変化が症例内で逆向きに相関することを意味し、橈骨動脈圧の立ち上がりの検出誤差が両区間に逆符号で入り、和であるPWTTでは打ち消し合うことと整合する。したがって区間ごとの取り分は近似であり、正確なのは2区間を合わせた分解だけである。これは分散の分解であって因果の説明ではない。動脈圧波形由来の指標（拡張期減衰時定数と最大dP/dt）もΔPWTTを説明しなかった（r²＝0.015）。in silicoの構成概念妥当性では、仮想被験者4,374名のうち4,036名（92%）が収束検算を通過した。年齢層内でΔTは大動脈脈波伝播速度と6層すべてで予測どおり負に相関したが弱く（25歳から75歳の順にρ＝−0.14、−0.12、−0.09、−0.31、−0.52、−0.61、絶対値の中央値0.22）、事前に定めた0.3に届かなかった。RIは末梢血管抵抗と6層中5層で正に相関した（絶対値の中央値0.21、25歳の+0.49から75歳の−0.01へ低下）。いずれの規準も満たされなかった。要因配置において、ΔTに対する主効果は脈波伝播速度が最大であったが（−1 SDから+1 SDで−17%）、心拍数（−11%、ρ＝−0.54）と大動脈径（−13%）が同じ桁で効き、脈波伝播速度への応答は単調でなかった。他の因子をすべて基準値としたとき、ΔTは−1 SD、基準、+1 SDで332、353、251 ms、RIは0.325、0.254、0.647であり、第2成分が捉える波が入れ替わる挙動と整合する。RIを最も動かしたのは心拍数（−40%）と大動脈径（+33%）であった。3成分分解の代替定義はいずれも劣った。モデルの立ち上がり時刻から得た大動脈起始部から指尖までの真の伝播時間（前駆出期と装置遅延を含まない）は96 ms（5〜95パーセンタイル66〜120）で、年齢層内で大動脈脈波伝播速度とρ＝−0.99で相関したが、脈波分解から得たΔTとこの真の伝播時間の相関は+0.19にとどまった。橈骨から指尖までの真の伝播時間は全集団で8 ms（4〜16 ms）であった。同じ規準を特徴点法由来の指標に適用すると、2つの読みが分かれた。収縮期ピークと拡張期ピークの間隔は大動脈脈波伝播速度と絶対値の中央値0.71で相関し（6層すべてで負）、特徴点法のスティフネス指標は0.71、2次微分の加齢指数は0.89、特徴点法の反射係数は末梢血管抵抗と0.50であり、いずれも脈波分解由来の指標が満たさなかった規準を満たした。比較そのものの対照として加えたモデル出力の脈波到達時間は0.57であった。特徴点法の増大係数は満たさなかった（0.14）。要因配置では、特徴点法の間隔は脈波分解由来のものに比べ脈波伝播速度への感度が約2倍（−1 SDから+1 SDで−31%対−17%）、心拍数への感度が約4分の1（−2.6%対−10.9%）であった。記述として、特徴点法の反射係数は末梢血管抵抗（0.50）よりも脈波伝播速度（0.69）と強く相関した。早期振幅比による前提検証では、862例・161,638ウィンドウで指標が得られた（主解析の161,737に対し欠損率0.1%）。同一のウィンドウで再計算した主解析の値は0.044（切片あり）および0.000（原点通過）、平均血圧単独は0.139であり、いずれも確認的解析と一致した。早期振幅比による症例内PWTT変動の説明は0.0002（切片あり、原点通過では−0.105）で、係数は1%あたり−0.030であった。症例内で係数の符号が予測どおりに揃った割合は51%と偶然と同じ水準で、症例内順位相関の中央値は−0.003であった。連続ウィンドウ間の1次自己相関は0.394で、スティフネス指標の0.496および反射係数の0.431と同程度であった。事前に定めた読み方に照らし、指標を替えても症例内PWTT変動は説明されないと判定した。</w:t>
       </w:r>
     </w:p>
     <w:p>
@@ -1130,7 +1130,7 @@
           <w:rFonts w:ascii="游明朝" w:cs="游明朝" w:eastAsia="游明朝" w:hAnsi="游明朝"/>
           <w:color w:val="000000"/>
         </w:rPr>
-        <w:t xml:space="preserve">生理学的には、本結果は異常ではなく機序に関する文献が予測するとおりである。R波起点のPWTTは動脈通過時間に加えて前駆出期を含み1）、この心臓側の項は小さな補正ではない。心電図起点の通過時間が純粋な血管機能の指標として不適とされたのはこの理由による12,13）。脈波到達時間は真の通過時間が機能する場面で失敗し13）、両者の乖離は介入依存かつ被験者依存であり14）、前駆出期は交感神経賦活下で数十ミリ秒振れ15,16）、同一被験者内で血管通過時間と逆方向にも動きうる。これはPWTTが大きく変化しながら血管指標が変化しない直接の機序である。最も端的には、メーカー自身の研究者が前駆出期がPWTT変化の約半分を占めると報告している4）。本研究はこの機序の前半、すなわち血管指標がPWTTを説明しないことをヒト・術中・参照非依存で確認したが、後半は確認しなかった。動脈ラインでPWTTを分割すると、前駆出期を含む項は症例内分散の7%を占めるにとどまり、これを除いても血管性の関係は現れなかった。本コホートで変動の大半は末梢の光電容積脈波側の区間にあった。いずれにせよ、較正手順の改善のみではこの方法が改善しない理由は説明される9）。これと整合して、探索的解析で変時性および自律神経状態の指標である心拍数を主回帰に加えると、血管指標がまったく説明しなかった症例内PWTT変動の7.7%を心拍数だけで説明し、しかも血管指標の係数はその投入によって変わらなかった。</w:t>
+        <w:t xml:space="preserve">生理学的には、本結果は異常ではなく機序に関する文献が予測するとおりである。R波起点のPWTTは動脈通過時間に加えて前駆出期を含み1）、この心臓側の項は小さな補正ではない。心電図起点の通過時間が純粋な血管機能の指標として不適とされたのはこの理由による12,13）。脈波到達時間は真の通過時間が機能する場面で失敗し13）、両者の乖離は介入依存かつ被験者依存であり14）、前駆出期は交感神経賦活下で数十ミリ秒振れ15,16）、同一被験者内で血管通過時間と逆方向にも動きうる。これはPWTTが大きく変化しながら血管指標が変化しない直接の機序である。最も端的には、メーカー自身の研究者が前駆出期がPWTT変化の約半分を占めると報告している4）。本研究はこの機序の前半、すなわち血管指標がPWTTを説明しないことをヒト・術中・参照非依存で確認したが、後半は確認しなかった。動脈ラインでPWTTを分割すると、前駆出期を含む項は症例内分散の7%を占めるにとどまり、これを除いても血管性の関係は現れなかった。本コホートで変動の大半は、橈骨動脈圧の立ち上がりから光電容積脈波の立ち上がりまでの区間、すなわち測定の光電容積脈波側にあった。この区間の症例内変動はSDにして約18 msで、橈骨から指尖までの伝播時間の生理的な幅（4〜16 ms）を超えるので、動脈の伝播ではなく光電容積脈波の立ち上がり時刻の変動と読める。したがって通過時間の測定そのものが検討の対象になる。血管指標がΔPWTTを説明しなかったという主解析の結果は、この読みと矛盾しない。変動が伝播そのものではないからである。いずれにせよ、較正手順の改善のみではこの方法が改善しない理由は説明される9）。これと整合して、探索的解析で変時性および自律神経状態の指標である心拍数を主回帰に加えると、血管指標がまったく説明しなかった症例内PWTT変動の7.7%を心拍数だけで説明し、しかも血管指標の係数はその投入によって変わらなかった。</w:t>
       </w:r>
     </w:p>
     <w:p>
@@ -1209,7 +1209,7 @@
           <w:rFonts w:ascii="游明朝" w:cs="游明朝" w:eastAsia="游明朝" w:hAnsi="游明朝"/>
           <w:color w:val="000000"/>
         </w:rPr>
-        <w:t xml:space="preserve">大規模周術期波形データベースにおいて、拍ごとのPWTTの変動は、既知の血管シグナルを検出できるだけ十分に測定されているにもかかわらず、光電容積脈波由来の動脈スティフネス指標ではほとんど説明されなかった。対応する振幅由来の指標は本信号源では妥当性を確立できなかった。真値既知の仮想集団で検証すると、脈波分解由来のいずれの指標も補正変数として足る強さでは標的を追わなかったのに対し、同じ波形の特徴点法由来の指標は追った。したがって限界は、モニタの信号でも光電容積脈波の形態そのものでもなく、この分解が取り出す量の側にある。別の分解であれば同じ情報を取り出せるかは検証していない。通過時間型CO推定の較正定数をこれらの指標で動的に補正する方策には、機能する余地がほとんどない。ここから2つの方向が導かれ、いずれも既存のデータで検証できる。ひとつは、処理済みのモニタ波形で特徴点がどの程度残存し、前提検証をやり直せるかである。もうひとつは通過時間の測定そのものであり、術中の変動の大半が末梢の光電容積脈波側の区間にあって、その真の生理的な幅がこれを説明するには狭すぎたことによる。</w:t>
+        <w:t xml:space="preserve">大規模周術期波形データベースにおいて、拍ごとのPWTTの変動は、既知の血管シグナルを検出できるだけ十分に測定されているにもかかわらず、光電容積脈波由来の動脈スティフネス指標ではほとんど説明されなかった。対応する振幅由来の指標は本信号源では妥当性を確立できなかった。真値既知の仮想集団で検証すると、脈波分解由来のいずれの指標も補正変数として足る強さでは標的を追わなかったのに対し、同じ波形の特徴点法由来の指標は追った。したがって限界は、モニタの信号でも光電容積脈波の形態そのものでもなく、この分解が取り出す量の側にある。別の分解であれば同じ情報を取り出せるかは検証していない。通過時間型CO推定の較正定数をこれらの指標で動的に補正する方策には、機能する余地がほとんどない。ここから2つの方向が導かれ、いずれも既存のデータで検証できる。ひとつは、処理済みのモニタ波形で特徴点がどの程度残存し、前提検証をやり直せるかである。もうひとつは通過時間の測定そのものであり、術中の変動の大半が橈骨動脈圧の立ち上がりから光電容積脈波の立ち上がりまでの区間、すなわち測定の光電容積脈波側にあって、その大きさが伝播時間の生理的な幅を超えていたことによる。</w:t>
       </w:r>
     </w:p>
     <w:p>

--- a/docs/manuscript/v2/論文1_和文要旨_本文_v2.docx
+++ b/docs/manuscript/v2/論文1_和文要旨_本文_v2.docx
@@ -97,7 +97,7 @@
           <w:rFonts w:ascii="游明朝" w:cs="游明朝" w:eastAsia="游明朝" w:hAnsi="游明朝"/>
           <w:color w:val="000000"/>
         </w:rPr>
-        <w:t xml:space="preserve">862例・161,737個の60秒ウィンドウを解析した。ΔTとRIは症例内のPWTT変動をほとんど説明しなかった（事前指定の回帰で決定係数0.000、切片を加えても0.044）。同じデータで平均血圧だけを説明変数にすると0.139を説明したので、PWTTが動いていないのではなく、その動きが血管指標では捉えられていない。ΔTの係数の向きは78%の症例で仮説どおりであったが大きさは小さく、ΔTが10%変化してもPWTTは0.27%しか変化しなかった。陽性対照では、ΔTは加齢とともに予測どおり短縮した（順位相関−0.197、95%信頼区間−0.261〜−0.131）。RIは年齢との関連が弱い指標であるため（+0.041）、この対照ではRIの妥当性を判定できなかった。仮想集団では、脈波分解から得たΔTと大動脈脈波伝播速度の相関は6つの年齢層すべてで予測の向きであったが弱く（絶対値の中央値0.22）、RIと末梢血管抵抗も0.21にとどまった。脈波分解から得た指標がこの水準にとどまったのに対し、同じ波形の収縮期ピークと拡張期ピークを直接読む方法（特徴点法）で得た指標は事前に定めた規準を満たした（ΔT 0.71、反射係数0.50、2次微分の加齢指数0.89）。PWTTを2つの区間に分けると、症例内変動の大半は橈骨動脈圧の立ち上がりから光電容積脈波の立ち上がりまでの区間にあり、その大きさ（SDにして約18 ms）はこの区間の伝播時間の生理的な幅（4〜16 ms）を超えるので、動脈の伝播ではなく光電容積脈波の立ち上がり時刻の変動と読める。較正定数を補正しても推定精度は改善せず、誤差率は補正なし26.9%に対し補正あり27.2%であった（差+0.2ポイント、95%信頼区間+0.1〜+0.4）。早期振幅比で前提検証をやり直すと、説明できる割合は0.0002に下がり、係数の向きが揃う症例も51%と偶然の水準になった。</w:t>
+        <w:t xml:space="preserve">862例・161,737個の60秒ウィンドウを解析した。ΔTとRIは症例内のPWTT変動をほとんど説明しなかった（事前指定の回帰で決定係数0.000、切片を加えても0.044）。同じデータで平均血圧だけを説明変数にすると0.139を説明したので、PWTTが動いていないのではなく、その動きが血管指標では捉えられていない。ΔTの係数の向きは78%の症例で仮説どおりであったが大きさは小さく、ΔTが10%変化してもPWTTは0.27%しか変化しなかった。陽性対照では、ΔTは加齢とともに予測どおり短縮した（順位相関−0.197、95%信頼区間−0.261〜−0.131）。RIは年齢との関連が弱い指標であるため（+0.041）、この対照ではRIの妥当性を判定できなかった。仮想集団では、脈波分解から得たΔTと大動脈脈波伝播速度の相関は6つの年齢層すべてで予測の向きであったが弱く（絶対値の中央値0.22）、RIと末梢血管抵抗も0.21にとどまった。脈波分解から得た指標がこの水準にとどまったのに対し、同じ波形の収縮期ピークと拡張期ピークを直接読む方法（特徴点法）で得た指標は事前に定めた規準を満たした（ΔT 0.71、反射係数0.50、2次微分の加齢指数0.89）。PWTTを2つの区間に分けると、症例内変動の大半は橈骨動脈圧の立ち上がりから光電容積脈波の立ち上がりまでの区間にあり、その大きさ（SDの症例中央値17.5 ms）はこの区間の伝播時間の生理的な幅（4〜16 ms）を超えるので、動脈の伝播ではなく光電容積脈波の立ち上がり時刻の変動と読める。較正定数を補正しても推定精度は改善せず、誤差率は補正なし26.9%に対し補正あり27.2%であった（差+0.2ポイント、95%信頼区間+0.1〜+0.4）。早期振幅比で前提検証をやり直すと、説明できる割合は0.0002に下がり、係数の向きが揃う症例も51%と偶然の水準になった。</w:t>
       </w:r>
     </w:p>
     <w:p>
@@ -1025,7 +1025,7 @@
           <w:rFonts w:ascii="游明朝" w:cs="游明朝" w:eastAsia="游明朝" w:hAnsi="游明朝"/>
           <w:color w:val="000000"/>
         </w:rPr>
-        <w:t xml:space="preserve">全身血管抵抗との関連では、204例においてRIとSVRの症例内相関の中央値は+0.098（符号検定p＝1.7×10⁻⁵）で予測の向きであったのに対し、SIはSVRと関連しなかった（中央値+0.049、p＝0.14）。平均血圧は+0.334（p＝4.8×10⁻¹⁵）であった。PWTTの分解では、橈骨動脈圧の立ち上がりから光電容積脈波の立ち上がりまでの区間（T2−T1）は可測性の関門を通過した（1次自己相関+0.654、変動係数0.037、症例内ドリフトなし）。R波から橈骨までのT1は180 ms（四分位範囲166〜192）であった。前駆出期を含まないΔ(T2−T1)は、ΔPWTTと同程度にしかΔTで説明されず（r²＝0.008、症例内ρ＝+0.122に対しΔPWTTでは+0.216）、主解析の陰性が前駆出期と伝播時間の逆向きの変化によって生じたものではないことが示された。症例内のPWTT変動を2区間に分けると、大半は橈骨動脈圧の立ち上がりから光電容積脈波の立ち上がりまでの区間にあった。ΔPWTT%をこの区間の相対変化だけで説明したときの決定係数は0.534、R波から橈骨動脈圧の立ち上がりまでの区間（ΔT1%）だけでは0.073、2区間を同時に用いると0.977であった。PWTTは2区間の和なので、2区間を同時に用いれば理論上は完全に説明される。1に達しないのは、2区間の占める割合が症例ごとに異なるのに、全症例に共通の係数を当てはめているためである。この区間の症例内変動は、中央値479 msに対して変動係数0.037、SDにして約18 msであった。これは後述の仮想集団で得た橈骨から指尖までの伝播時間の生理的な幅（8 ms、4〜16 ms）を超える。したがってこの変動は動脈の伝播ではなく、光電容積脈波の立ち上がり時刻の変動である。波形の形に依存する検出点のずれか装置側の揺らぎかは、本データでは分けられない。2区間それぞれの決定係数の和（0.61）が両方を用いた値（0.98）を大きく下回ることは、2区間の変化が症例内で逆向きに相関することを意味し、橈骨動脈圧の立ち上がりの検出誤差が両区間に逆符号で入り、和であるPWTTでは打ち消し合うことと整合する。したがって区間ごとの取り分は近似であり、正確なのは2区間を合わせた分解だけである。これは分散の分解であって因果の説明ではない。動脈圧波形由来の指標（拡張期減衰時定数と最大dP/dt）もΔPWTTを説明しなかった（r²＝0.015）。in silicoの構成概念妥当性では、仮想被験者4,374名のうち4,036名（92%）が収束検算を通過した。年齢層内でΔTは大動脈脈波伝播速度と6層すべてで予測どおり負に相関したが弱く（25歳から75歳の順にρ＝−0.14、−0.12、−0.09、−0.31、−0.52、−0.61、絶対値の中央値0.22）、事前に定めた0.3に届かなかった。RIは末梢血管抵抗と6層中5層で正に相関した（絶対値の中央値0.21、25歳の+0.49から75歳の−0.01へ低下）。いずれの規準も満たされなかった。要因配置において、ΔTに対する主効果は脈波伝播速度が最大であったが（−1 SDから+1 SDで−17%）、心拍数（−11%、ρ＝−0.54）と大動脈径（−13%）が同じ桁で効き、脈波伝播速度への応答は単調でなかった。他の因子をすべて基準値としたとき、ΔTは−1 SD、基準、+1 SDで332、353、251 ms、RIは0.325、0.254、0.647であり、第2成分が捉える波が入れ替わる挙動と整合する。RIを最も動かしたのは心拍数（−40%）と大動脈径（+33%）であった。3成分分解の代替定義はいずれも劣った。モデルの立ち上がり時刻から得た大動脈起始部から指尖までの真の伝播時間（前駆出期と装置遅延を含まない）は96 ms（5〜95パーセンタイル66〜120）で、年齢層内で大動脈脈波伝播速度とρ＝−0.99で相関したが、脈波分解から得たΔTとこの真の伝播時間の相関は+0.19にとどまった。橈骨から指尖までの真の伝播時間は全集団で8 ms（4〜16 ms）であった。同じ規準を特徴点法由来の指標に適用すると、2つの読みが分かれた。収縮期ピークと拡張期ピークの間隔は大動脈脈波伝播速度と絶対値の中央値0.71で相関し（6層すべてで負）、特徴点法のスティフネス指標は0.71、2次微分の加齢指数は0.89、特徴点法の反射係数は末梢血管抵抗と0.50であり、いずれも脈波分解由来の指標が満たさなかった規準を満たした。比較そのものの対照として加えたモデル出力の脈波到達時間は0.57であった。特徴点法の増大係数は満たさなかった（0.14）。要因配置では、特徴点法の間隔は脈波分解由来のものに比べ脈波伝播速度への感度が約2倍（−1 SDから+1 SDで−31%対−17%）、心拍数への感度が約4分の1（−2.6%対−10.9%）であった。記述として、特徴点法の反射係数は末梢血管抵抗（0.50）よりも脈波伝播速度（0.69）と強く相関した。早期振幅比による前提検証では、862例・161,638ウィンドウで指標が得られた（主解析の161,737に対し欠損率0.1%）。同一のウィンドウで再計算した主解析の値は0.044（切片あり）および0.000（原点通過）、平均血圧単独は0.139であり、いずれも確認的解析と一致した。早期振幅比による症例内PWTT変動の説明は0.0002（切片あり、原点通過では−0.105）で、係数は1%あたり−0.030であった。症例内で係数の符号が予測どおりに揃った割合は51%と偶然と同じ水準で、症例内順位相関の中央値は−0.003であった。連続ウィンドウ間の1次自己相関は0.394で、スティフネス指標の0.496および反射係数の0.431と同程度であった。事前に定めた読み方に照らし、指標を替えても症例内PWTT変動は説明されないと判定した。</w:t>
+        <w:t xml:space="preserve">全身血管抵抗との関連では、204例においてRIとSVRの症例内相関の中央値は+0.098（符号検定p＝1.7×10⁻⁵）で予測の向きであったのに対し、SIはSVRと関連しなかった（中央値+0.049、p＝0.14）。平均血圧は+0.334（p＝4.8×10⁻¹⁵）であった。PWTTの分解では、橈骨動脈圧の立ち上がりから光電容積脈波の立ち上がりまでの区間（T2−T1）は可測性の関門を通過した（1次自己相関+0.654、変動係数0.037、症例内ドリフトなし）。R波から橈骨までのT1は180 ms（四分位範囲166〜192）であった。前駆出期を含まないΔ(T2−T1)は、ΔPWTTと同程度にしかΔTで説明されず（r²＝0.008、症例内ρ＝+0.122に対しΔPWTTでは+0.216）、主解析の陰性が前駆出期と伝播時間の逆向きの変化によって生じたものではないことが示された。症例内のPWTT変動を2区間に分けると、大半は橈骨動脈圧の立ち上がりから光電容積脈波の立ち上がりまでの区間にあった。ΔPWTT%をこの区間の相対変化だけで説明したときの決定係数は0.534、R波から橈骨動脈圧の立ち上がりまでの区間（ΔT1%）だけでは0.073、2区間を同時に用いると0.977であった。PWTTは2区間の和なので、2区間を同時に用いれば理論上は完全に説明される。1に達しないのは、2区間の占める割合が症例ごとに異なるのに、全症例に共通の係数を当てはめているためである。この区間の症例内変動は、中央値479 msに対して変動係数0.037、SDの症例中央値で17.5 msであった。これは後述の仮想集団で得た橈骨から指尖までの伝播時間の生理的な幅（8 ms、4〜16 ms）を超える。したがってこの変動は動脈の伝播ではなく、光電容積脈波の立ち上がり時刻の変動である。波形の形に依存する検出点のずれか装置側の揺らぎかは、本データでは分けられない。2区間それぞれの決定係数の和（0.61）が両方を用いた値（0.98）を大きく下回ることは、2区間の変化が症例内で逆向きに相関することを意味し、橈骨動脈圧の立ち上がりの検出誤差が両区間に逆符号で入り、和であるPWTTでは打ち消し合うことと整合する。実際に、2区間の変化の症例内相関はSpearmanの中央値で−0.15（負の症例が70%）であり、ms単位の分散分解では交差項がΔPWTTの分散の22%（症例中央値。全ウィンドウをまとめると42%）を打ち消していた。ms単位の症例内SDの中央値は、R波から橈骨動脈圧の立ち上がりまでが12.1 ms、橈骨動脈圧の立ち上がりから光電容積脈波の立ち上がりまでが17.5 ms、PWTTが19.0 msであった。したがって区間ごとの取り分は近似であり、正確なのは2区間を合わせた分解だけである。これは分散の分解であって因果の説明ではない。動脈圧波形由来の指標（拡張期減衰時定数と最大dP/dt）もΔPWTTを説明しなかった（r²＝0.015）。in silicoの構成概念妥当性では、仮想被験者4,374名のうち4,036名（92%）が収束検算を通過した。年齢層内でΔTは大動脈脈波伝播速度と6層すべてで予測どおり負に相関したが弱く（25歳から75歳の順にρ＝−0.14、−0.12、−0.09、−0.31、−0.52、−0.61、絶対値の中央値0.22）、事前に定めた0.3に届かなかった。RIは末梢血管抵抗と6層中5層で正に相関した（絶対値の中央値0.21、25歳の+0.49から75歳の−0.01へ低下）。いずれの規準も満たされなかった。要因配置において、ΔTに対する主効果は脈波伝播速度が最大であったが（−1 SDから+1 SDで−17%）、心拍数（−11%、ρ＝−0.54）と大動脈径（−13%）が同じ桁で効き、脈波伝播速度への応答は単調でなかった。他の因子をすべて基準値としたとき、ΔTは−1 SD、基準、+1 SDで332、353、251 ms、RIは0.325、0.254、0.647であり、第2成分が捉える波が入れ替わる挙動と整合する。RIを最も動かしたのは心拍数（−40%）と大動脈径（+33%）であった。3成分分解の代替定義はいずれも劣った。モデルの立ち上がり時刻から得た大動脈起始部から指尖までの真の伝播時間（前駆出期と装置遅延を含まない）は96 ms（5〜95パーセンタイル66〜120）で、年齢層内で大動脈脈波伝播速度とρ＝−0.99で相関したが、脈波分解から得たΔTとこの真の伝播時間の相関は+0.19にとどまった。橈骨から指尖までの真の伝播時間は全集団で8 ms（4〜16 ms）であった。同じ規準を特徴点法由来の指標に適用すると、2つの読みが分かれた。収縮期ピークと拡張期ピークの間隔は大動脈脈波伝播速度と絶対値の中央値0.71で相関し（6層すべてで負）、特徴点法のスティフネス指標は0.71、2次微分の加齢指数は0.89、特徴点法の反射係数は末梢血管抵抗と0.50であり、いずれも脈波分解由来の指標が満たさなかった規準を満たした。比較そのものの対照として加えたモデル出力の脈波到達時間は0.57であった。特徴点法の増大係数は満たさなかった（0.14）。要因配置では、特徴点法の間隔は脈波分解由来のものに比べ脈波伝播速度への感度が約2倍（−1 SDから+1 SDで−31%対−17%）、心拍数への感度が約4分の1（−2.6%対−10.9%）であった。記述として、特徴点法の反射係数は末梢血管抵抗（0.50）よりも脈波伝播速度（0.69）と強く相関した。早期振幅比による前提検証では、862例・161,638ウィンドウで指標が得られた（主解析の161,737に対し欠損率0.1%）。同一のウィンドウで再計算した主解析の値は0.044（切片あり）および0.000（原点通過）、平均血圧単独は0.139であり、いずれも確認的解析と一致した。早期振幅比による症例内PWTT変動の説明は0.0002（切片あり、原点通過では−0.105）で、係数は1%あたり−0.030であった。症例内で係数の符号が予測どおりに揃った割合は51%と偶然と同じ水準で、症例内順位相関の中央値は−0.003であった。連続ウィンドウ間の1次自己相関は0.394で、スティフネス指標の0.496および反射係数の0.431と同程度であった。事前に定めた読み方に照らし、指標を替えても症例内PWTT変動は説明されないと判定した。</w:t>
       </w:r>
     </w:p>
     <w:p>
@@ -1130,7 +1130,7 @@
           <w:rFonts w:ascii="游明朝" w:cs="游明朝" w:eastAsia="游明朝" w:hAnsi="游明朝"/>
           <w:color w:val="000000"/>
         </w:rPr>
-        <w:t xml:space="preserve">生理学的には、本結果は異常ではなく機序に関する文献が予測するとおりである。R波起点のPWTTは動脈通過時間に加えて前駆出期を含み1）、この心臓側の項は小さな補正ではない。心電図起点の通過時間が純粋な血管機能の指標として不適とされたのはこの理由による12,13）。脈波到達時間は真の通過時間が機能する場面で失敗し13）、両者の乖離は介入依存かつ被験者依存であり14）、前駆出期は交感神経賦活下で数十ミリ秒振れ15,16）、同一被験者内で血管通過時間と逆方向にも動きうる。これはPWTTが大きく変化しながら血管指標が変化しない直接の機序である。最も端的には、メーカー自身の研究者が前駆出期がPWTT変化の約半分を占めると報告している4）。本研究はこの機序の前半、すなわち血管指標がPWTTを説明しないことをヒト・術中・参照非依存で確認したが、後半は確認しなかった。動脈ラインでPWTTを分割すると、前駆出期を含む項は症例内分散の7%を占めるにとどまり、これを除いても血管性の関係は現れなかった。本コホートで変動の大半は、橈骨動脈圧の立ち上がりから光電容積脈波の立ち上がりまでの区間、すなわち測定の光電容積脈波側にあった。この区間の症例内変動はSDにして約18 msで、橈骨から指尖までの伝播時間の生理的な幅（4〜16 ms）を超えるので、動脈の伝播ではなく光電容積脈波の立ち上がり時刻の変動と読める。したがって通過時間の測定そのものが検討の対象になる。血管指標がΔPWTTを説明しなかったという主解析の結果は、この読みと矛盾しない。変動が伝播そのものではないからである。いずれにせよ、較正手順の改善のみではこの方法が改善しない理由は説明される9）。これと整合して、探索的解析で変時性および自律神経状態の指標である心拍数を主回帰に加えると、血管指標がまったく説明しなかった症例内PWTT変動の7.7%を心拍数だけで説明し、しかも血管指標の係数はその投入によって変わらなかった。</w:t>
+        <w:t xml:space="preserve">生理学的には、本結果は異常ではなく機序に関する文献が予測するとおりである。R波起点のPWTTは動脈通過時間に加えて前駆出期を含み1）、この心臓側の項は小さな補正ではない。心電図起点の通過時間が純粋な血管機能の指標として不適とされたのはこの理由による12,13）。脈波到達時間は真の通過時間が機能する場面で失敗し13）、両者の乖離は介入依存かつ被験者依存であり14）、前駆出期は交感神経賦活下で数十ミリ秒振れ15,16）、同一被験者内で血管通過時間と逆方向にも動きうる。これはPWTTが大きく変化しながら血管指標が変化しない直接の機序である。最も端的には、メーカー自身の研究者が前駆出期がPWTT変化の約半分を占めると報告している4）。本研究はこの機序の前半、すなわち血管指標がPWTTを説明しないことをヒト・術中・参照非依存で確認したが、後半は確認しなかった。動脈ラインでPWTTを分割すると、前駆出期を含む項は症例内分散の7%を占めるにとどまり、これを除いても血管性の関係は現れなかった。本コホートで変動の大半は、橈骨動脈圧の立ち上がりから光電容積脈波の立ち上がりまでの区間、すなわち測定の光電容積脈波側にあった。この区間の症例内変動はSDの症例中央値で17.5 msで、橈骨から指尖までの伝播時間の生理的な幅（4〜16 ms）を超えるので、動脈の伝播ではなく光電容積脈波の立ち上がり時刻の変動と読める。したがって通過時間の測定そのものが検討の対象になる。血管指標がΔPWTTを説明しなかったという主解析の結果は、この読みと矛盾しない。変動が伝播そのものではないからである。いずれにせよ、較正手順の改善のみではこの方法が改善しない理由は説明される9）。これと整合して、探索的解析で変時性および自律神経状態の指標である心拍数を主回帰に加えると、血管指標がまったく説明しなかった症例内PWTT変動の7.7%を心拍数だけで説明し、しかも血管指標の係数はその投入によって変わらなかった。</w:t>
       </w:r>
     </w:p>
     <w:p>

--- a/docs/manuscript/v2/論文1_和文要旨_本文_v2.docx
+++ b/docs/manuscript/v2/論文1_和文要旨_本文_v2.docx
@@ -97,7 +97,7 @@
           <w:rFonts w:ascii="游明朝" w:cs="游明朝" w:eastAsia="游明朝" w:hAnsi="游明朝"/>
           <w:color w:val="000000"/>
         </w:rPr>
-        <w:t xml:space="preserve">862例・161,737個の60秒ウィンドウを解析した。ΔTとRIは症例内のPWTT変動をほとんど説明しなかった（事前指定の回帰で決定係数0.000、切片を加えても0.044）。同じデータで平均血圧だけを説明変数にすると0.139を説明したので、PWTTが動いていないのではなく、その動きが血管指標では捉えられていない。ΔTの係数の向きは78%の症例で仮説どおりであったが大きさは小さく、ΔTが10%変化してもPWTTは0.27%しか変化しなかった。陽性対照では、ΔTは加齢とともに予測どおり短縮した（順位相関−0.197、95%信頼区間−0.261〜−0.131）。RIは年齢との関連が弱い指標であるため（+0.041）、この対照ではRIの妥当性を判定できなかった。仮想集団では、脈波分解から得たΔTと大動脈脈波伝播速度の相関は6つの年齢層すべてで予測の向きであったが弱く（絶対値の中央値0.22）、RIと末梢血管抵抗も0.21にとどまった。脈波分解から得た指標がこの水準にとどまったのに対し、同じ波形の収縮期ピークと拡張期ピークを直接読む方法（特徴点法）で得た指標は事前に定めた規準を満たした（ΔT 0.71、反射係数0.50、2次微分の加齢指数0.89）。PWTTを2つの区間に分けると、症例内変動の大半は橈骨動脈圧の立ち上がりから光電容積脈波の立ち上がりまでの区間にあり、その大きさ（SDの症例中央値17.5 ms）はこの区間の伝播時間の生理的な幅（4〜16 ms）を超えるので、動脈の伝播ではなく光電容積脈波の立ち上がり時刻の変動と読める。較正定数を補正しても推定精度は改善せず、誤差率は補正なし26.9%に対し補正あり27.2%であった（差+0.2ポイント、95%信頼区間+0.1〜+0.4）。早期振幅比で前提検証をやり直すと、説明できる割合は0.0002に下がり、係数の向きが揃う症例も51%と偶然の水準になった。</w:t>
+        <w:t xml:space="preserve">862例・161,737個の60秒ウィンドウを解析した。ΔTとRIは症例内のPWTT変動をほとんど説明しなかった（事前指定の回帰で決定係数0.000、切片を加えても0.044）。同じデータで平均血圧だけを説明変数にすると0.139を説明したので、PWTTが動いていないのではなく、その動きが血管指標では捉えられていない。ΔTの係数の向きは78%の症例で仮説どおりであったが大きさは小さく、ΔTが10%変化してもPWTTは0.27%しか変化しなかった。陽性対照では、ΔTは加齢とともに予測どおり短縮した（順位相関−0.197、95%信頼区間−0.261〜−0.131）。RIは年齢との関連が弱い指標であるため（+0.041）、この対照ではRIの妥当性を判定できなかった。仮想集団では、脈波分解から得たΔTと大動脈脈波伝播速度の相関は6つの年齢層すべてで予測の向きであったが弱く（絶対値の中央値0.22）、RIと末梢血管抵抗も0.21にとどまった。脈波分解から得た指標がこの水準にとどまったのに対し、同じ波形の収縮期ピークと拡張期ピークを直接読む方法（特徴点法）で得た指標は事前に定めた規準を満たした（ΔT 0.71、反射係数0.50、2次微分の加齢指数0.89）。PWTTを2つの区間に分けると、橈骨動脈圧の立ち上がりから光電容積脈波の立ち上がりまでの区間の症例内変動（SDの症例中央値17.5 ms）は、R波から橈骨動脈圧の立ち上がりまでの区間の変動（12.1 ms）と同じ桁であり、この区間の伝播時間の生理的な幅（4〜16 ms）を超えるので、動脈の伝播ではなく光電容積脈波の立ち上がり時刻の変動と読める。較正定数を補正しても推定精度は改善せず、誤差率は補正なし26.9%に対し補正あり27.2%であった（差+0.2ポイント、95%信頼区間+0.1〜+0.4）。早期振幅比で前提検証をやり直すと、説明できる割合は0.0002に下がり、係数の向きが揃う症例も51%と偶然の水準になった。</w:t>
       </w:r>
     </w:p>
     <w:p>
@@ -119,7 +119,7 @@
           <w:rFonts w:ascii="游明朝" w:cs="游明朝" w:eastAsia="游明朝" w:hAnsi="游明朝"/>
           <w:color w:val="000000"/>
         </w:rPr>
-        <w:t xml:space="preserve">光電容積脈波から得た血管指標でPWTT法の較正定数を補正するという案の前提は、量的に成立しない。術中のPWTT変動のうち血管指標で説明できる部分は、向きとしては検出できるが、補正に使うには小さすぎる。仮想集団では脈波分解から得た指標は血管の真の値を追わなかったが、同じ波形から特徴点を直接読んだ指標は追った。したがって限界は光電容積脈波そのものではなく、指標の取り出し方にある。ただし、真の値を追う指標に替えても前提は成立しなかったので、限界は指標の質だけでもない。術中のPWTT変動の大半は測定の光電容積脈波側にあり、その大きさは橈骨から指尖までの伝播時間の生理的な幅を超える。血管指標がPWTT変動を説明しなかったことはこれと整合し、通過時間の測定そのものが検討の対象になる。</w:t>
+        <w:t xml:space="preserve">光電容積脈波から得た血管指標でPWTT法の較正定数を補正するという案の前提は、量的に成立しない。術中のPWTT変動のうち血管指標で説明できる部分は、向きとしては検出できるが、補正に使うには小さすぎる。仮想集団では脈波分解から得た指標は血管の真の値を追わなかったが、同じ波形から特徴点を直接読んだ指標は追った。したがって限界は光電容積脈波そのものではなく、指標の取り出し方にある。ただし、真の値を追う指標に替えても前提は成立しなかったので、限界は指標の質だけでもない。術中のPWTT変動のうち橈骨から指尖までの区間の変動は測定の光電容積脈波側にあり、その大きさは伝播時間の生理的な幅を超える。血管指標がPWTT変動を説明しなかったことはこれと整合し、通過時間の測定そのものが検討の対象になる。</w:t>
       </w:r>
     </w:p>
     <w:p>
@@ -701,7 +701,7 @@
           <w:rFonts w:ascii="游明朝" w:cs="游明朝" w:eastAsia="游明朝" w:hAnsi="游明朝"/>
           <w:color w:val="000000"/>
         </w:rPr>
-        <w:t xml:space="preserve">自己相関のみでは測定の失敗を否定できない。緩やかなアーチファクトや整定中の利得も自己相関は高いが血管情報を持たないからである。そこで、指標が血管情報を保持しているならば必ず現れる関係を陽性対照として加えた。加齢に伴う動脈硬化は反射波の帰還を早めるため、症例間でΔTは短縮しSIは上昇するはずである38）。**この予測が及ぶのはΔTとSI、すなわち時間に由来する指標だけである。**引用した文献は身長と時間差から作るスティフネス指標を頸動脈–大腿動脈脈波伝播速度と対比したものであり、振幅比である反射係数について向きを予測していない。したがって**陽性対照はΔTとSIに対して置き、RIの年齢との関連は記述として併記する。**患者年齢と症例中央値のΔT・SI・RIの順位相関、および陰性対照として症例IDとΔTの順位相関を検定し、副次的に高血圧既往の有無で比較した。この解析は解析計画の凍結後に追加したものであり探索的として報告する。事前指定のエンドポイントは変更していない。</w:t>
+        <w:t xml:space="preserve">自己相関のみでは測定の失敗を否定できない。緩やかなアーチファクトや整定中の利得も自己相関は高いが血管情報を持たないからである。そこで、指標が血管情報を保持しているならば必ず現れる関係を陽性対照として加えた。加齢に伴う動脈硬化は反射波の帰還を早めるため、症例間でΔTは短縮しSIは上昇するはずである17）。**この予測が及ぶのはΔTとSI、すなわち時間に由来する指標だけである。**引用した文献は身長と時間差から作るスティフネス指標を頸動脈–大腿動脈脈波伝播速度と対比したものであり、振幅比である反射係数について向きを予測していない。したがって**陽性対照はΔTとSIに対して置き、RIの年齢との関連は記述として併記する。**患者年齢と症例中央値のΔT・SI・RIの順位相関、および陰性対照として症例IDとΔTの順位相関を検定し、副次的に高血圧既往の有無で比較した。この解析は解析計画の凍結後に追加したものであり探索的として報告する。事前指定のエンドポイントは変更していない。</w:t>
       </w:r>
     </w:p>
     <w:p>
@@ -1003,7 +1003,7 @@
           <w:rFonts w:ascii="游明朝" w:cs="游明朝" w:eastAsia="游明朝" w:hAnsi="游明朝"/>
           <w:color w:val="000000"/>
         </w:rPr>
-        <w:t xml:space="preserve">パイプライン開発に用いた15例を除外してもすべての結論は不変であった（847例・158,445ウィンドウ、前提の決定係数0.005、係数−0.028および−0.003、症例内決定係数中央値0.102、符号一致78%、誤差率は両群とも26.9%、差+0.2ポイント、95%信頼区間+0.1〜+0.3）。ウィンドウを5分および20分に集約すると両群とも誤差率は低下したが（対照で60秒26.9%、5分24.0%・844例、20分21.8%・606例）、いずれの集約レベルでも補正は精度を改善しなかった（5分で差0.0、95%信頼区間−0.2〜+0.1、20分で−0.2、95%信頼区間−0.5〜+0.0）。したがって精度に関する陰性の結果は60秒ウィンドウの産物ではない。前提の回帰に心拍数を加えると説明割合は0.000から0.077に上昇したが、血管指標の係数は実質的に不変であった（ΔSI −0.020、ΔRI −0.003、ΔHR −0.057）。症例内のPWTT変動は血管指標ではなく心拍数を追っており、血管側の陰性は心拍数の交絡による産物ではない。さらに、波形から指標を計算し直す必要がある解析を9通り、主解析と同一のウィンドウで行った（表6）。①同一の定義での再計算（対照。全161,737ウィンドウでΔTとRIが主解析と完全に一致し、以下の差が定義の変更だけによることを確かめた）、②〜④指標の定義を変えたもの（成分波の立ち上がりの間隔で測るΔT、振幅母数の比a₂/a₁、成分波の面積比）、⑤3成分分解、⑥⑦平均する拍数を決める雑音の目標値を厳しく（0.002）または緩く（0.004）したもの、⑧⑨拍の品質指標（同一値の連続の許容割合、既定10%）を厳しく（5%）または緩く（20%）したものである。代替定義9種を通じてΔPWTTの説明割合は−0.051から0.005、ΔSIの係数は−0.004から−0.032の範囲にとどまり、いずれの代替定義でも補正は誤差率を悪化させた（差+0.1から+0.4ポイント、95%信頼区間はいずれも0を含まない）。3成分分解でも代替の振幅定義でも説明割合は上昇しなかった。雑音の多いウィンドウを捨てる代替定義2種、すなわちノイズ目標を厳格にして161,737中144,112ウィンドウを残した解析と品質閾値を厳格にして137,600ウィンドウを残した解析でも上昇せず（0.005および−0.036）、陰性が測定雑音による希釈の産物でないことを示した。ΔSIの係数が明らかに異なった立ち上がり間ΔTと3成分分解は症例内の符号一致も最も低く（61%および67%、主解析は78%）、同じ量をより粗く推定したものと解される。</w:t>
+        <w:t xml:space="preserve">パイプライン開発に用いた15例を除外してもすべての結論は不変であった（847例・158,445ウィンドウ、前提の決定係数0.005、係数−0.028および−0.003、症例内決定係数中央値0.102、符号一致78%、誤差率は両群とも26.9%、差+0.2ポイント、95%信頼区間+0.1〜+0.3）。ウィンドウを5分および20分に集約すると両群とも誤差率は低下したが（対照で60秒26.9%、5分24.0%・844例、20分21.8%・606例）、いずれの集約レベルでも補正は精度を改善しなかった（5分で差0.0、95%信頼区間−0.2〜+0.1、20分で−0.2、95%信頼区間−0.5〜+0.0）。したがって精度に関する陰性の結果は60秒ウィンドウの産物ではない。前提の回帰に心拍数を加えると説明割合は0.000から0.077に上昇したが、血管指標の係数は実質的に不変であった（ΔSI −0.020、ΔRI −0.003、ΔHR −0.057）。症例内のPWTT変動は血管指標ではなく心拍数を追っており、血管側の陰性は心拍数の交絡による産物ではない38）。さらに、波形から指標を計算し直す必要がある解析を9通り、主解析と同一のウィンドウで行った（表6）。①同一の定義での再計算（対照。全161,737ウィンドウでΔTとRIが主解析と完全に一致し、以下の差が定義の変更だけによることを確かめた）、②〜④指標の定義を変えたもの（成分波の立ち上がりの間隔で測るΔT、振幅母数の比a₂/a₁、成分波の面積比）、⑤3成分分解、⑥⑦平均する拍数を決める雑音の目標値を厳しく（0.002）または緩く（0.004）したもの、⑧⑨拍の品質指標（同一値の連続の許容割合、既定10%）を厳しく（5%）または緩く（20%）したものである。代替定義9種を通じてΔPWTTの説明割合は−0.051から0.005、ΔSIの係数は−0.004から−0.032の範囲にとどまり、いずれの代替定義でも補正は誤差率を悪化させた（差+0.1から+0.4ポイント、95%信頼区間はいずれも0を含まない）。3成分分解でも代替の振幅定義でも説明割合は上昇しなかった。雑音の多いウィンドウを捨てる代替定義2種、すなわちノイズ目標を厳格にして161,737中144,112ウィンドウを残した解析と品質閾値を厳格にして137,600ウィンドウを残した解析でも上昇せず（0.005および−0.036）、陰性が測定雑音による希釈の産物でないことを示した。ΔSIの係数が明らかに異なった立ち上がり間ΔTと3成分分解は症例内の符号一致も最も低く（61%および67%、主解析は78%）、同じ量をより粗く推定したものと解される。</w:t>
       </w:r>
     </w:p>
     <w:p>
@@ -1025,7 +1025,7 @@
           <w:rFonts w:ascii="游明朝" w:cs="游明朝" w:eastAsia="游明朝" w:hAnsi="游明朝"/>
           <w:color w:val="000000"/>
         </w:rPr>
-        <w:t xml:space="preserve">全身血管抵抗との関連では、204例においてRIとSVRの症例内相関の中央値は+0.098（符号検定p＝1.7×10⁻⁵）で予測の向きであったのに対し、SIはSVRと関連しなかった（中央値+0.049、p＝0.14）。平均血圧は+0.334（p＝4.8×10⁻¹⁵）であった。PWTTの分解では、橈骨動脈圧の立ち上がりから光電容積脈波の立ち上がりまでの区間（T2−T1）は可測性の関門を通過した（1次自己相関+0.654、変動係数0.037、症例内ドリフトなし）。R波から橈骨までのT1は180 ms（四分位範囲166〜192）であった。前駆出期を含まないΔ(T2−T1)は、ΔPWTTと同程度にしかΔTで説明されず（r²＝0.008、症例内ρ＝+0.122に対しΔPWTTでは+0.216）、主解析の陰性が前駆出期と伝播時間の逆向きの変化によって生じたものではないことが示された。症例内のPWTT変動を2区間に分けると、大半は橈骨動脈圧の立ち上がりから光電容積脈波の立ち上がりまでの区間にあった。ΔPWTT%をこの区間の相対変化だけで説明したときの決定係数は0.534、R波から橈骨動脈圧の立ち上がりまでの区間（ΔT1%）だけでは0.073、2区間を同時に用いると0.977であった。PWTTは2区間の和なので、2区間を同時に用いれば理論上は完全に説明される。1に達しないのは、2区間の占める割合が症例ごとに異なるのに、全症例に共通の係数を当てはめているためである。この区間の症例内変動は、中央値479 msに対して変動係数0.037、SDの症例中央値で17.5 msであった。これは後述の仮想集団で得た橈骨から指尖までの伝播時間の生理的な幅（8 ms、4〜16 ms）を超える。したがってこの変動は動脈の伝播ではなく、光電容積脈波の立ち上がり時刻の変動である。波形の形に依存する検出点のずれか装置側の揺らぎかは、本データでは分けられない。2区間それぞれの決定係数の和（0.61）が両方を用いた値（0.98）を大きく下回ることは、2区間の変化が症例内で逆向きに相関することを意味し、橈骨動脈圧の立ち上がりの検出誤差が両区間に逆符号で入り、和であるPWTTでは打ち消し合うことと整合する。実際に、2区間の変化の症例内相関はSpearmanの中央値で−0.15（負の症例が70%）であり、ms単位の分散分解では交差項がΔPWTTの分散の22%（症例中央値。全ウィンドウをまとめると42%）を打ち消していた。ms単位の症例内SDの中央値は、R波から橈骨動脈圧の立ち上がりまでが12.1 ms、橈骨動脈圧の立ち上がりから光電容積脈波の立ち上がりまでが17.5 ms、PWTTが19.0 msであった。したがって区間ごとの取り分は近似であり、正確なのは2区間を合わせた分解だけである。これは分散の分解であって因果の説明ではない。動脈圧波形由来の指標（拡張期減衰時定数と最大dP/dt）もΔPWTTを説明しなかった（r²＝0.015）。in silicoの構成概念妥当性では、仮想被験者4,374名のうち4,036名（92%）が収束検算を通過した。年齢層内でΔTは大動脈脈波伝播速度と6層すべてで予測どおり負に相関したが弱く（25歳から75歳の順にρ＝−0.14、−0.12、−0.09、−0.31、−0.52、−0.61、絶対値の中央値0.22）、事前に定めた0.3に届かなかった。RIは末梢血管抵抗と6層中5層で正に相関した（絶対値の中央値0.21、25歳の+0.49から75歳の−0.01へ低下）。いずれの規準も満たされなかった。要因配置において、ΔTに対する主効果は脈波伝播速度が最大であったが（−1 SDから+1 SDで−17%）、心拍数（−11%、ρ＝−0.54）と大動脈径（−13%）が同じ桁で効き、脈波伝播速度への応答は単調でなかった。他の因子をすべて基準値としたとき、ΔTは−1 SD、基準、+1 SDで332、353、251 ms、RIは0.325、0.254、0.647であり、第2成分が捉える波が入れ替わる挙動と整合する。RIを最も動かしたのは心拍数（−40%）と大動脈径（+33%）であった。3成分分解の代替定義はいずれも劣った。モデルの立ち上がり時刻から得た大動脈起始部から指尖までの真の伝播時間（前駆出期と装置遅延を含まない）は96 ms（5〜95パーセンタイル66〜120）で、年齢層内で大動脈脈波伝播速度とρ＝−0.99で相関したが、脈波分解から得たΔTとこの真の伝播時間の相関は+0.19にとどまった。橈骨から指尖までの真の伝播時間は全集団で8 ms（4〜16 ms）であった。同じ規準を特徴点法由来の指標に適用すると、2つの読みが分かれた。収縮期ピークと拡張期ピークの間隔は大動脈脈波伝播速度と絶対値の中央値0.71で相関し（6層すべてで負）、特徴点法のスティフネス指標は0.71、2次微分の加齢指数は0.89、特徴点法の反射係数は末梢血管抵抗と0.50であり、いずれも脈波分解由来の指標が満たさなかった規準を満たした。比較そのものの対照として加えたモデル出力の脈波到達時間は0.57であった。特徴点法の増大係数は満たさなかった（0.14）。要因配置では、特徴点法の間隔は脈波分解由来のものに比べ脈波伝播速度への感度が約2倍（−1 SDから+1 SDで−31%対−17%）、心拍数への感度が約4分の1（−2.6%対−10.9%）であった。記述として、特徴点法の反射係数は末梢血管抵抗（0.50）よりも脈波伝播速度（0.69）と強く相関した。早期振幅比による前提検証では、862例・161,638ウィンドウで指標が得られた（主解析の161,737に対し欠損率0.1%）。同一のウィンドウで再計算した主解析の値は0.044（切片あり）および0.000（原点通過）、平均血圧単独は0.139であり、いずれも確認的解析と一致した。早期振幅比による症例内PWTT変動の説明は0.0002（切片あり、原点通過では−0.105）で、係数は1%あたり−0.030であった。症例内で係数の符号が予測どおりに揃った割合は51%と偶然と同じ水準で、症例内順位相関の中央値は−0.003であった。連続ウィンドウ間の1次自己相関は0.394で、スティフネス指標の0.496および反射係数の0.431と同程度であった。事前に定めた読み方に照らし、指標を替えても症例内PWTT変動は説明されないと判定した。</w:t>
+        <w:t xml:space="preserve">全身血管抵抗との関連では、204例においてRIとSVRの症例内相関の中央値は+0.098（符号検定p＝1.7×10⁻⁵）で予測の向きであったのに対し、SIはSVRと関連しなかった（中央値+0.049、p＝0.14）。平均血圧は+0.334（p＝4.8×10⁻¹⁵）であった。PWTTの分解では、橈骨動脈圧の立ち上がりから光電容積脈波の立ち上がりまでの区間（T2−T1）は可測性の関門を通過した（1次自己相関+0.654、変動係数0.037、症例内ドリフトなし）。R波から橈骨までのT1は180 ms（四分位範囲166〜192）であった。前駆出期を含まないΔ(T2−T1)は、ΔPWTTと同程度にしかΔTで説明されず（r²＝0.008、症例内ρ＝+0.122に対しΔPWTTでは+0.216）、主解析の陰性が前駆出期と伝播時間の逆向きの変化によって生じたものではないことが示された。症例内のPWTT変動を2区間に分けると、ΔPWTT%を橈骨動脈圧の立ち上がりから光電容積脈波の立ち上がりまでの区間の相対変化だけで説明したときの決定係数は0.534、R波から橈骨動脈圧の立ち上がりまでの区間（ΔT1%）だけでは0.073、2区間を同時に用いると0.977であった。PWTTは2区間の和なので、2区間を同時に用いれば理論上は完全に説明される。1に達しないのは、2区間の占める割合が症例ごとに異なるのに、全症例に共通の係数を当てはめているためである。この区間の症例内変動は、中央値479 msに対して変動係数0.037、SDの症例中央値で17.5 msであった。これは後述の仮想集団で得た橈骨から指尖までの伝播時間の生理的な幅（8 ms、4〜16 ms）を超える。したがってこの変動は動脈の伝播ではなく、光電容積脈波の立ち上がり時刻の変動である。波形の形に依存する検出点のずれか装置側の揺らぎかは、本データでは分けられない。2区間それぞれの決定係数の和（0.61）が両方を用いた値（0.98）を大きく下回ることは、2区間の変化が症例内で逆向きに相関することを意味し、橈骨動脈圧の立ち上がりの検出誤差が両区間に逆符号で入り、和であるPWTTでは打ち消し合うことと整合する。実際に、2区間の変化の症例内相関はSpearmanの中央値で−0.15（負の症例が70%）であり、ms単位の分散分解では交差項がΔPWTTの分散の22%（症例中央値。全ウィンドウをまとめると42%）を打ち消していた。ms単位の症例内SDの中央値は、R波から橈骨動脈圧の立ち上がりまでが12.1 ms、橈骨動脈圧の立ち上がりから光電容積脈波の立ち上がりまでが17.5 ms、PWTTが19.0 msであった。したがって区間ごとの取り分は近似であり、正確なのは2区間を合わせた分解だけである。これは分散の分解であって因果の説明ではない。動脈圧波形由来の指標（拡張期減衰時定数と最大dP/dt）もΔPWTTを説明しなかった（r²＝0.015）。in silicoの構成概念妥当性では、仮想被験者4,374名のうち4,036名（92%）が収束検算を通過した。年齢層内でΔTは大動脈脈波伝播速度と6層すべてで予測どおり負に相関したが弱く（25歳から75歳の順にρ＝−0.14、−0.12、−0.09、−0.31、−0.52、−0.61、絶対値の中央値0.22）、事前に定めた0.3に届かなかった。RIは末梢血管抵抗と6層中5層で正に相関した（絶対値の中央値0.21、25歳の+0.49から75歳の−0.01へ低下）。いずれの規準も満たされなかった。要因配置において、ΔTに対する主効果は脈波伝播速度が最大であったが（−1 SDから+1 SDで−17%）、心拍数（−11%、ρ＝−0.54）と大動脈径（−13%）が同じ桁で効き、脈波伝播速度への応答は単調でなかった。他の因子をすべて基準値としたとき、ΔTは−1 SD、基準、+1 SDで332、353、251 ms、RIは0.325、0.254、0.647であり、第2成分が捉える波が入れ替わる挙動と整合する。RIを最も動かしたのは心拍数（−40%）と大動脈径（+33%）であった。3成分分解の代替定義はいずれも劣った。モデルの立ち上がり時刻から得た大動脈起始部から指尖までの真の伝播時間（前駆出期と装置遅延を含まない）は96 ms（5〜95パーセンタイル66〜120）で、年齢層内で大動脈脈波伝播速度とρ＝−0.99で相関したが、脈波分解から得たΔTとこの真の伝播時間の相関は+0.19にとどまった。橈骨から指尖までの真の伝播時間は全集団で8 ms（4〜16 ms）であった。同じ規準を特徴点法由来の指標に適用すると、2つの読みが分かれた。収縮期ピークと拡張期ピークの間隔は大動脈脈波伝播速度と絶対値の中央値0.71で相関し（6層すべてで負）、特徴点法のスティフネス指標は0.71、2次微分の加齢指数は0.89、特徴点法の反射係数は末梢血管抵抗と0.50であり、いずれも脈波分解由来の指標が満たさなかった規準を満たした。比較そのものの対照として加えたモデル出力の脈波到達時間は0.57であった。特徴点法の増大係数は満たさなかった（0.14）。要因配置では、特徴点法の間隔は脈波分解由来のものに比べ脈波伝播速度への感度が約2倍（−1 SDから+1 SDで−31%対−17%）、心拍数への感度が約4分の1（−2.6%対−10.9%）であった。記述として、特徴点法の反射係数は末梢血管抵抗（0.50）よりも脈波伝播速度（0.69）と強く相関した。早期振幅比による前提検証では、862例・161,638ウィンドウで指標が得られた（主解析の161,737に対し欠損率0.1%）。同一のウィンドウで再計算した主解析の値は0.044（切片あり）および0.000（原点通過）、平均血圧単独は0.139であり、いずれも確認的解析と一致した。早期振幅比による症例内PWTT変動の説明は0.0002（切片あり、原点通過では−0.105）で、係数は1%あたり−0.030であった。症例内で係数の符号が予測どおりに揃った割合は51%と偶然と同じ水準で、症例内順位相関の中央値は−0.003であった。連続ウィンドウ間の1次自己相関は0.394で、スティフネス指標の0.496および反射係数の0.431と同程度であった。事前に定めた読み方に照らし、指標を替えても症例内PWTT変動は説明されないと判定した。</w:t>
       </w:r>
     </w:p>
     <w:p>
@@ -1130,7 +1130,7 @@
           <w:rFonts w:ascii="游明朝" w:cs="游明朝" w:eastAsia="游明朝" w:hAnsi="游明朝"/>
           <w:color w:val="000000"/>
         </w:rPr>
-        <w:t xml:space="preserve">生理学的には、本結果は異常ではなく機序に関する文献が予測するとおりである。R波起点のPWTTは動脈通過時間に加えて前駆出期を含み1）、この心臓側の項は小さな補正ではない。心電図起点の通過時間が純粋な血管機能の指標として不適とされたのはこの理由による12,13）。脈波到達時間は真の通過時間が機能する場面で失敗し13）、両者の乖離は介入依存かつ被験者依存であり14）、前駆出期は交感神経賦活下で数十ミリ秒振れ15,16）、同一被験者内で血管通過時間と逆方向にも動きうる。これはPWTTが大きく変化しながら血管指標が変化しない直接の機序である。最も端的には、メーカー自身の研究者が前駆出期がPWTT変化の約半分を占めると報告している4）。本研究はこの機序の前半、すなわち血管指標がPWTTを説明しないことをヒト・術中・参照非依存で確認したが、後半は確認しなかった。動脈ラインでPWTTを分割すると、前駆出期を含む項は症例内分散の7%を占めるにとどまり、これを除いても血管性の関係は現れなかった。本コホートで変動の大半は、橈骨動脈圧の立ち上がりから光電容積脈波の立ち上がりまでの区間、すなわち測定の光電容積脈波側にあった。この区間の症例内変動はSDの症例中央値で17.5 msで、橈骨から指尖までの伝播時間の生理的な幅（4〜16 ms）を超えるので、動脈の伝播ではなく光電容積脈波の立ち上がり時刻の変動と読める。したがって通過時間の測定そのものが検討の対象になる。血管指標がΔPWTTを説明しなかったという主解析の結果は、この読みと矛盾しない。変動が伝播そのものではないからである。いずれにせよ、較正手順の改善のみではこの方法が改善しない理由は説明される9）。これと整合して、探索的解析で変時性および自律神経状態の指標である心拍数を主回帰に加えると、血管指標がまったく説明しなかった症例内PWTT変動の7.7%を心拍数だけで説明し、しかも血管指標の係数はその投入によって変わらなかった。</w:t>
+        <w:t xml:space="preserve">生理学的には、本結果は異常ではなく機序に関する文献が予測するとおりである。R波起点のPWTTは動脈通過時間に加えて前駆出期を含み1）、この心臓側の項は小さな補正ではない。心電図起点の通過時間が純粋な血管機能の指標として不適とされたのはこの理由による12,13）。脈波到達時間は真の通過時間が機能する場面で失敗し13）、両者の乖離は介入依存かつ被験者依存であり14）、前駆出期は交感神経賦活下で数十ミリ秒振れ15,16）、同一被験者内で血管通過時間と逆方向にも動きうる。これはPWTTが大きく変化しながら血管指標が変化しない直接の機序である。最も端的には、メーカー自身の研究者が前駆出期がPWTT変化の約半分を占めると報告している4）。本研究はこの機序の前半、すなわち血管指標がPWTTを説明しないことをヒト・術中・参照非依存で確認したが、後半は確認しなかった。動脈ラインでPWTTを分割すると、前駆出期を含む項を除いても血管性の関係は現れなかった。本コホートでは、橈骨動脈圧の立ち上がりから光電容積脈波の立ち上がりまでの区間、すなわち測定の光電容積脈波側の変動が、R波から橈骨動脈圧の立ち上がりまでの区間の変動（SDの症例中央値12.1 ms）と同じ桁であった。この区間の症例内変動はSDの症例中央値で17.5 msで、橈骨から指尖までの伝播時間の生理的な幅（4〜16 ms）を超えるので、動脈の伝播ではなく光電容積脈波の立ち上がり時刻の変動と読める。したがって通過時間の測定そのものが検討の対象になる。血管指標がΔPWTTを説明しなかったという主解析の結果は、この読みと矛盾しない。変動が伝播そのものではないからである。いずれにせよ、較正手順の改善のみではこの方法が改善しない理由は説明される9）。これと整合して、探索的解析で変時性および自律神経状態の指標である心拍数を主回帰に加えると、血管指標がまったく説明しなかった症例内PWTT変動の7.7%を心拍数だけで説明し、しかも血管指標の係数はその投入によって変わらなかった。</w:t>
       </w:r>
     </w:p>
     <w:p>
@@ -1209,7 +1209,7 @@
           <w:rFonts w:ascii="游明朝" w:cs="游明朝" w:eastAsia="游明朝" w:hAnsi="游明朝"/>
           <w:color w:val="000000"/>
         </w:rPr>
-        <w:t xml:space="preserve">大規模周術期波形データベースにおいて、拍ごとのPWTTの変動は、既知の血管シグナルを検出できるだけ十分に測定されているにもかかわらず、光電容積脈波由来の動脈スティフネス指標ではほとんど説明されなかった。対応する振幅由来の指標は本信号源では妥当性を確立できなかった。真値既知の仮想集団で検証すると、脈波分解由来のいずれの指標も補正変数として足る強さでは標的を追わなかったのに対し、同じ波形の特徴点法由来の指標は追った。したがって限界は、モニタの信号でも光電容積脈波の形態そのものでもなく、この分解が取り出す量の側にある。別の分解であれば同じ情報を取り出せるかは検証していない。通過時間型CO推定の較正定数をこれらの指標で動的に補正する方策には、機能する余地がほとんどない。ここから2つの方向が導かれ、いずれも既存のデータで検証できる。ひとつは、処理済みのモニタ波形で特徴点がどの程度残存し、前提検証をやり直せるかである。もうひとつは通過時間の測定そのものであり、術中の変動の大半が橈骨動脈圧の立ち上がりから光電容積脈波の立ち上がりまでの区間、すなわち測定の光電容積脈波側にあって、その大きさが伝播時間の生理的な幅を超えていたことによる。</w:t>
+        <w:t xml:space="preserve">大規模周術期波形データベースにおいて、拍ごとのPWTTの変動は、既知の血管シグナルを検出できるだけ十分に測定されているにもかかわらず、光電容積脈波由来の動脈スティフネス指標ではほとんど説明されなかった。対応する振幅由来の指標は本信号源では妥当性を確立できなかった。真値既知の仮想集団で検証すると、脈波分解由来のいずれの指標も補正変数として足る強さでは標的を追わなかったのに対し、同じ波形の特徴点法由来の指標は追った。したがって限界は、モニタの信号でも光電容積脈波の形態そのものでもなく、この分解が取り出す量の側にある。別の分解であれば同じ情報を取り出せるかは検証していない。通過時間型CO推定の較正定数をこれらの指標で動的に補正する方策には、機能する余地がほとんどない。ここから2つの方向が導かれ、いずれも既存のデータで検証できる。ひとつは、処理済みのモニタ波形で特徴点がどの程度残存し、前提検証をやり直せるかである。もうひとつは通過時間の測定そのものであり、橈骨動脈圧の立ち上がりから光電容積脈波の立ち上がりまでの区間、すなわち測定の光電容積脈波側の変動が、伝播時間の生理的な幅を超えていたことによる。</w:t>
       </w:r>
     </w:p>
     <w:p>
